--- a/DE/WEEK 4/Opdrachtbeschrijving.docx
+++ b/DE/WEEK 4/Opdrachtbeschrijving.docx
@@ -139,6 +139,7 @@
         </w:rPr>
         <w:t xml:space="preserve"> van </w:t>
       </w:r>
+      <w:proofErr w:type="spellStart"/>
       <w:r>
         <w:rPr>
           <w:rFonts w:ascii="Aptos (Display)" w:hAnsi="Aptos (Display)" w:cs="Arial"/>
@@ -148,159 +149,19 @@
           <w:highlight w:val="yellow"/>
           <w:lang w:val="nl-NL"/>
         </w:rPr>
-        <w:t>BikeToDrive (je eigen uitwerking van het vorige werkcollege).</w:t>
-      </w:r>
-    </w:p>
-    <w:p>
-      <w:pPr>
-        <w:pStyle w:val="NoSpacing"/>
-        <w:numPr>
-          <w:ilvl w:val="0"/>
-          <w:numId w:val="10"/>
-        </w:numPr>
-        <w:rPr>
-          <w:rFonts w:ascii="Aptos (Display)" w:hAnsi="Aptos (Display)" w:cs="Arial"/>
-          <w:color w:val="000000" w:themeColor="text1"/>
-          <w:lang w:val="nl-NL"/>
-        </w:rPr>
-      </w:pPr>
-      <w:r>
-        <w:rPr>
-          <w:rFonts w:ascii="Aptos (Display)" w:hAnsi="Aptos (Display)" w:cs="Arial"/>
-          <w:color w:val="000000" w:themeColor="text1"/>
-          <w:lang w:val="nl-NL"/>
-        </w:rPr>
-        <w:t xml:space="preserve">Fiets_Verkoop -&gt; maat: aantal, verkoopprijs=omzet </w:t>
-      </w:r>
-    </w:p>
-    <w:p>
-      <w:pPr>
-        <w:pStyle w:val="NoSpacing"/>
-        <w:numPr>
-          <w:ilvl w:val="0"/>
-          <w:numId w:val="10"/>
-        </w:numPr>
-        <w:rPr>
-          <w:rFonts w:ascii="Aptos (Display)" w:hAnsi="Aptos (Display)" w:cs="Arial"/>
-          <w:color w:val="000000" w:themeColor="text1"/>
-          <w:lang w:val="nl-NL"/>
-        </w:rPr>
-      </w:pPr>
-      <w:r>
-        <w:rPr>
-          <w:rFonts w:ascii="Aptos (Display)" w:hAnsi="Aptos (Display)" w:cs="Arial"/>
-          <w:color w:val="000000" w:themeColor="text1"/>
-          <w:lang w:val="nl-NL"/>
-        </w:rPr>
-        <w:t>Accessoire_Verkoop -&gt; maat: aantal,verkoopprijs =omzet</w:t>
-      </w:r>
-      <w:r>
-        <w:rPr>
-          <w:rFonts w:ascii="Aptos (Display)" w:hAnsi="Aptos (Display)" w:cs="Arial"/>
-          <w:color w:val="000000" w:themeColor="text1"/>
-          <w:lang w:val="nl-NL"/>
-        </w:rPr>
-        <w:t xml:space="preserve">, </w:t>
-      </w:r>
-    </w:p>
-    <w:p>
-      <w:pPr>
-        <w:pStyle w:val="NoSpacing"/>
-        <w:numPr>
-          <w:ilvl w:val="0"/>
-          <w:numId w:val="10"/>
-        </w:numPr>
-        <w:rPr>
-          <w:rFonts w:ascii="Aptos (Display)" w:hAnsi="Aptos (Display)" w:cs="Arial"/>
-          <w:color w:val="000000" w:themeColor="text1"/>
-          <w:lang w:val="nl-NL"/>
-        </w:rPr>
-      </w:pPr>
-      <w:r>
-        <w:rPr>
-          <w:rFonts w:ascii="Aptos (Display)" w:hAnsi="Aptos (Display)" w:cs="Arial"/>
-          <w:color w:val="000000" w:themeColor="text1"/>
-          <w:lang w:val="nl-NL"/>
-        </w:rPr>
-        <w:t>Onderhoud -&gt; starttijd, endtijd</w:t>
-      </w:r>
-      <w:r>
-        <w:rPr>
-          <w:rFonts w:ascii="Aptos (Display)" w:hAnsi="Aptos (Display)" w:cs="Arial"/>
-          <w:color w:val="000000" w:themeColor="text1"/>
-          <w:lang w:val="nl-NL"/>
-        </w:rPr>
-        <w:t xml:space="preserve"> = duur, </w:t>
-      </w:r>
-      <w:r>
-        <w:rPr>
-          <w:rFonts w:ascii="Aptos (Display)" w:hAnsi="Aptos (Display)" w:cs="Arial"/>
-          <w:color w:val="000000" w:themeColor="text1"/>
-          <w:lang w:val="nl-NL"/>
-        </w:rPr>
-        <w:t>aantal onderhoud</w:t>
-      </w:r>
-    </w:p>
-    <w:p>
-      <w:pPr>
-        <w:pStyle w:val="NoSpacing"/>
-        <w:rPr>
-          <w:rFonts w:ascii="Aptos (Display)" w:hAnsi="Aptos (Display)" w:cs="Arial"/>
-          <w:color w:val="000000" w:themeColor="text1"/>
-          <w:lang w:val="nl-NL"/>
-        </w:rPr>
-      </w:pPr>
-    </w:p>
-    <w:p>
-      <w:pPr>
-        <w:pStyle w:val="NoSpacing"/>
-        <w:ind w:left="720"/>
+        <w:t>BikeToDrive</w:t>
+      </w:r>
+      <w:proofErr w:type="spellEnd"/>
+      <w:r>
         <w:rPr>
           <w:rFonts w:ascii="Aptos (Display)" w:hAnsi="Aptos (Display)" w:cs="Arial"/>
           <w:b/>
           <w:bCs/>
           <w:color w:val="000000" w:themeColor="text1"/>
-          <w:lang w:val="nl-NL"/>
-        </w:rPr>
-      </w:pPr>
-      <w:r>
-        <w:rPr>
-          <w:rFonts w:ascii="Aptos (Display)" w:hAnsi="Aptos (Display)" w:cs="Arial"/>
-          <w:color w:val="000000" w:themeColor="text1"/>
-          <w:lang w:val="nl-NL"/>
-        </w:rPr>
-        <w:t xml:space="preserve">Waarom is </w:t>
-      </w:r>
-      <w:r>
-        <w:rPr>
-          <w:rFonts w:ascii="Aptos (Display)" w:hAnsi="Aptos (Display)" w:cs="Arial"/>
-          <w:b/>
-          <w:bCs/>
-          <w:color w:val="000000" w:themeColor="text1"/>
-          <w:lang w:val="nl-NL"/>
-        </w:rPr>
-        <w:t xml:space="preserve">Accessoire_Inkoop en Fiets_Inkoop niet een goede fiet: </w:t>
-      </w:r>
-      <w:r>
-        <w:rPr>
-          <w:rFonts w:ascii="Aptos (Display)" w:hAnsi="Aptos (Display)" w:cs="Arial"/>
-          <w:b/>
-          <w:bCs/>
-          <w:color w:val="000000" w:themeColor="text1"/>
-          <w:lang w:val="nl-NL"/>
-        </w:rPr>
-        <w:br/>
-        <w:t xml:space="preserve">Met deze 2 feiten kan je niet een goede analyse uitvoeren </w:t>
-      </w:r>
-      <w:r>
-        <w:rPr>
-          <w:rFonts w:ascii="Aptos (Display)" w:hAnsi="Aptos (Display)" w:cs="Arial"/>
-          <w:b/>
-          <w:bCs/>
-          <w:color w:val="000000" w:themeColor="text1"/>
-          <w:lang w:val="nl-NL"/>
-        </w:rPr>
-        <w:t>omdat er is onvoldoende meetwaarden met aantal kan je niet een analyse uitvoeren</w:t>
+          <w:highlight w:val="yellow"/>
+          <w:lang w:val="nl-NL"/>
+        </w:rPr>
+        <w:t xml:space="preserve"> (je eigen uitwerking van het vorige werkcollege).</w:t>
       </w:r>
     </w:p>
     <w:p>
@@ -330,9 +191,35 @@
         <w:rPr>
           <w:rFonts w:ascii="Aptos (Display)" w:hAnsi="Aptos (Display)" w:cs="Arial"/>
           <w:color w:val="000000" w:themeColor="text1"/>
-          <w:lang w:val="nl-NL"/>
-        </w:rPr>
-        <w:t>Maak een Sterschema, waarin de feiten met de meetwaarden in het midden staan en correct verbonden zijn met de omliggende dimensies. Vergeet ook de verborgen dimensies niet. Zorg er ten slotte voor dat je er van elk van de volgende onderdelen minimaal 3 hebt:</w:t>
+          <w:highlight w:val="yellow"/>
+          <w:lang w:val="nl-NL"/>
+        </w:rPr>
+        <w:t>Maak een Sterschema,</w:t>
+      </w:r>
+      <w:r>
+        <w:rPr>
+          <w:rFonts w:ascii="Aptos (Display)" w:hAnsi="Aptos (Display)" w:cs="Arial"/>
+          <w:color w:val="000000" w:themeColor="text1"/>
+          <w:lang w:val="nl-NL"/>
+        </w:rPr>
+        <w:t xml:space="preserve"> </w:t>
+      </w:r>
+      <w:r>
+        <w:rPr>
+          <w:rFonts w:ascii="Aptos (Display)" w:hAnsi="Aptos (Display)" w:cs="Arial"/>
+          <w:color w:val="000000" w:themeColor="text1"/>
+          <w:highlight w:val="yellow"/>
+          <w:lang w:val="nl-NL"/>
+        </w:rPr>
+        <w:t>waarin de feiten met de meetwaarden in het midden staan en correct verbonden zijn met de omliggende dimensies.</w:t>
+      </w:r>
+      <w:r>
+        <w:rPr>
+          <w:rFonts w:ascii="Aptos (Display)" w:hAnsi="Aptos (Display)" w:cs="Arial"/>
+          <w:color w:val="000000" w:themeColor="text1"/>
+          <w:lang w:val="nl-NL"/>
+        </w:rPr>
+        <w:t xml:space="preserve"> Vergeet ook de verborgen dimensies niet. Zorg er ten slotte voor dat je er van elk van de volgende onderdelen minimaal 3 hebt:</w:t>
       </w:r>
     </w:p>
     <w:p>
@@ -345,13 +232,15 @@
         <w:rPr>
           <w:rFonts w:ascii="Aptos (Display)" w:hAnsi="Aptos (Display)" w:cs="Arial"/>
           <w:color w:val="000000" w:themeColor="text1"/>
-          <w:lang w:val="nl-NL"/>
-        </w:rPr>
-      </w:pPr>
-      <w:r>
-        <w:rPr>
-          <w:rFonts w:ascii="Aptos (Display)" w:hAnsi="Aptos (Display)" w:cs="Arial"/>
-          <w:color w:val="000000" w:themeColor="text1"/>
+          <w:highlight w:val="yellow"/>
+          <w:lang w:val="nl-NL"/>
+        </w:rPr>
+      </w:pPr>
+      <w:r>
+        <w:rPr>
+          <w:rFonts w:ascii="Aptos (Display)" w:hAnsi="Aptos (Display)" w:cs="Arial"/>
+          <w:color w:val="000000" w:themeColor="text1"/>
+          <w:highlight w:val="yellow"/>
           <w:lang w:val="nl-NL"/>
         </w:rPr>
         <w:t>Afgeleide dimensiewaarde.</w:t>
@@ -367,13 +256,15 @@
         <w:rPr>
           <w:rFonts w:ascii="Aptos (Display)" w:hAnsi="Aptos (Display)" w:cs="Arial"/>
           <w:color w:val="000000" w:themeColor="text1"/>
-          <w:lang w:val="nl-NL"/>
-        </w:rPr>
-      </w:pPr>
-      <w:r>
-        <w:rPr>
-          <w:rFonts w:ascii="Aptos (Display)" w:hAnsi="Aptos (Display)" w:cs="Arial"/>
-          <w:color w:val="000000" w:themeColor="text1"/>
+          <w:highlight w:val="yellow"/>
+          <w:lang w:val="nl-NL"/>
+        </w:rPr>
+      </w:pPr>
+      <w:r>
+        <w:rPr>
+          <w:rFonts w:ascii="Aptos (Display)" w:hAnsi="Aptos (Display)" w:cs="Arial"/>
+          <w:color w:val="000000" w:themeColor="text1"/>
+          <w:highlight w:val="yellow"/>
           <w:lang w:val="nl-NL"/>
         </w:rPr>
         <w:t>Afgeleide meetwaarde.</w:t>
@@ -399,13 +290,15 @@
         <w:rPr>
           <w:rFonts w:ascii="Aptos (Display)" w:hAnsi="Aptos (Display)" w:cs="Arial"/>
           <w:color w:val="000000" w:themeColor="text1"/>
-          <w:lang w:val="nl-NL"/>
-        </w:rPr>
-      </w:pPr>
-      <w:r>
-        <w:rPr>
-          <w:rFonts w:ascii="Aptos (Display)" w:hAnsi="Aptos (Display)" w:cs="Arial"/>
-          <w:color w:val="000000" w:themeColor="text1"/>
+          <w:highlight w:val="yellow"/>
+          <w:lang w:val="nl-NL"/>
+        </w:rPr>
+      </w:pPr>
+      <w:r>
+        <w:rPr>
+          <w:rFonts w:ascii="Aptos (Display)" w:hAnsi="Aptos (Display)" w:cs="Arial"/>
+          <w:color w:val="000000" w:themeColor="text1"/>
+          <w:highlight w:val="yellow"/>
           <w:lang w:val="nl-NL"/>
         </w:rPr>
         <w:t>Maak per tabel uit het Sterschema een ETL-schema.</w:t>
@@ -458,9 +351,28 @@
           <w:color w:val="000000" w:themeColor="text1"/>
           <w:lang w:val="nl-NL"/>
         </w:rPr>
-        <w:t xml:space="preserve">Voor het samen kunnen tekenen van een Sterschema en bijbehorende ETL-schema’s is “Visual Paradigm”, die je in week 2 al hebt gebruikt, prima geschikt. Als alternatief kan je overwegen om een account aan te maken op </w:t>
+        <w:t xml:space="preserve">Voor het samen kunnen tekenen van een Sterschema en bijbehorende ETL-schema’s is “Visual </w:t>
+      </w:r>
+      <w:proofErr w:type="spellStart"/>
+      <w:r>
+        <w:rPr>
+          <w:rFonts w:ascii="Aptos (Display)" w:hAnsi="Aptos (Display)" w:cs="Arial"/>
+          <w:color w:val="000000" w:themeColor="text1"/>
+          <w:lang w:val="nl-NL"/>
+        </w:rPr>
+        <w:t>Paradigm</w:t>
+      </w:r>
+      <w:proofErr w:type="spellEnd"/>
+      <w:r>
+        <w:rPr>
+          <w:rFonts w:ascii="Aptos (Display)" w:hAnsi="Aptos (Display)" w:cs="Arial"/>
+          <w:color w:val="000000" w:themeColor="text1"/>
+          <w:lang w:val="nl-NL"/>
+        </w:rPr>
+        <w:t xml:space="preserve">”, die je in week 2 al hebt gebruikt, prima geschikt. Als alternatief kan je overwegen om een account aan te maken op </w:t>
       </w:r>
       <w:hyperlink r:id="rId8" w:history="1">
+        <w:proofErr w:type="spellStart"/>
         <w:r>
           <w:rPr>
             <w:rStyle w:val="Hyperlink"/>
@@ -469,6 +381,7 @@
           </w:rPr>
           <w:t>Miro</w:t>
         </w:r>
+        <w:proofErr w:type="spellEnd"/>
       </w:hyperlink>
       <w:r>
         <w:rPr>
@@ -552,7 +465,25 @@
           <w:color w:val="000000" w:themeColor="text1"/>
           <w:lang w:val="nl-NL"/>
         </w:rPr>
-        <w:t>Je hoeft niet alle attributen uit de brontabel(len) over te nemen in je Sterschema, je mag dus keuzes maken in welke attributen je wel en niet opneemt.</w:t>
+        <w:t>Je hoeft niet alle attributen uit de brontabel(</w:t>
+      </w:r>
+      <w:proofErr w:type="spellStart"/>
+      <w:r>
+        <w:rPr>
+          <w:rFonts w:ascii="Aptos (Display)" w:hAnsi="Aptos (Display)" w:cs="Arial"/>
+          <w:color w:val="000000" w:themeColor="text1"/>
+          <w:lang w:val="nl-NL"/>
+        </w:rPr>
+        <w:t>len</w:t>
+      </w:r>
+      <w:proofErr w:type="spellEnd"/>
+      <w:r>
+        <w:rPr>
+          <w:rFonts w:ascii="Aptos (Display)" w:hAnsi="Aptos (Display)" w:cs="Arial"/>
+          <w:color w:val="000000" w:themeColor="text1"/>
+          <w:lang w:val="nl-NL"/>
+        </w:rPr>
+        <w:t>) over te nemen in je Sterschema, je mag dus keuzes maken in welke attributen je wel en niet opneemt.</w:t>
       </w:r>
       <w:r>
         <w:rPr>
@@ -600,8 +531,18 @@
           <w:color w:val="000000" w:themeColor="text1"/>
           <w:lang w:val="nl-NL"/>
         </w:rPr>
-        <w:t>ij en je duopartner</w:t>
-      </w:r>
+        <w:t xml:space="preserve">ij en je </w:t>
+      </w:r>
+      <w:proofErr w:type="spellStart"/>
+      <w:r>
+        <w:rPr>
+          <w:rFonts w:ascii="Aptos (Display)" w:hAnsi="Aptos (Display)" w:cs="Arial"/>
+          <w:color w:val="000000" w:themeColor="text1"/>
+          <w:lang w:val="nl-NL"/>
+        </w:rPr>
+        <w:t>duopartner</w:t>
+      </w:r>
+      <w:proofErr w:type="spellEnd"/>
       <w:r>
         <w:rPr>
           <w:rFonts w:ascii="Aptos (Display)" w:hAnsi="Aptos (Display)" w:cs="Arial"/>
@@ -646,7 +587,43 @@
           <w:color w:val="000000" w:themeColor="text1"/>
           <w:lang w:val="nl-NL"/>
         </w:rPr>
-        <w:t>Bij het afhandelen van de zgn. “conformed dimensies”, dimensies waaraan meerdere feiten verbonden zijn, mag je voor de “snowflakemethode” of de “extra-attribuut-in-feit-methode” kiezen (zie HC3). Je moet bij beoordelingsmomenten wel kunnen toelichten wat jouw keuze betekent voor de snelheid en complexiteit van je datawarehouse.</w:t>
+        <w:t>Bij het afhandelen van de zgn. “</w:t>
+      </w:r>
+      <w:proofErr w:type="spellStart"/>
+      <w:r>
+        <w:rPr>
+          <w:rFonts w:ascii="Aptos (Display)" w:hAnsi="Aptos (Display)" w:cs="Arial"/>
+          <w:color w:val="000000" w:themeColor="text1"/>
+          <w:lang w:val="nl-NL"/>
+        </w:rPr>
+        <w:t>conformed</w:t>
+      </w:r>
+      <w:proofErr w:type="spellEnd"/>
+      <w:r>
+        <w:rPr>
+          <w:rFonts w:ascii="Aptos (Display)" w:hAnsi="Aptos (Display)" w:cs="Arial"/>
+          <w:color w:val="000000" w:themeColor="text1"/>
+          <w:lang w:val="nl-NL"/>
+        </w:rPr>
+        <w:t xml:space="preserve"> dimensies”, dimensies waaraan meerdere feiten verbonden zijn, mag je voor de “</w:t>
+      </w:r>
+      <w:proofErr w:type="spellStart"/>
+      <w:r>
+        <w:rPr>
+          <w:rFonts w:ascii="Aptos (Display)" w:hAnsi="Aptos (Display)" w:cs="Arial"/>
+          <w:color w:val="000000" w:themeColor="text1"/>
+          <w:lang w:val="nl-NL"/>
+        </w:rPr>
+        <w:t>snowflakemethode</w:t>
+      </w:r>
+      <w:proofErr w:type="spellEnd"/>
+      <w:r>
+        <w:rPr>
+          <w:rFonts w:ascii="Aptos (Display)" w:hAnsi="Aptos (Display)" w:cs="Arial"/>
+          <w:color w:val="000000" w:themeColor="text1"/>
+          <w:lang w:val="nl-NL"/>
+        </w:rPr>
+        <w:t>” of de “extra-attribuut-in-feit-methode” kiezen (zie HC3). Je moet bij beoordelingsmomenten wel kunnen toelichten wat jouw keuze betekent voor de snelheid en complexiteit van je datawarehouse.</w:t>
       </w:r>
     </w:p>
     <w:sectPr>
@@ -3128,15 +3105,6 @@
 </file>
 
 <file path=customXml/item2.xml><?xml version="1.0" encoding="utf-8"?>
-<?mso-contentType ?>
-<FormTemplates xmlns="http://schemas.microsoft.com/sharepoint/v3/contenttype/forms">
-  <Display>DocumentLibraryForm</Display>
-  <Edit>DocumentLibraryForm</Edit>
-  <New>DocumentLibraryForm</New>
-</FormTemplates>
-</file>
-
-<file path=customXml/item3.xml><?xml version="1.0" encoding="utf-8"?>
 <p:properties xmlns:p="http://schemas.microsoft.com/office/2006/metadata/properties" xmlns:xsi="http://www.w3.org/2001/XMLSchema-instance" xmlns:pc="http://schemas.microsoft.com/office/infopath/2007/PartnerControls">
   <documentManagement>
     <lcf76f155ced4ddcb4097134ff3c332f xmlns="32f5a426-4411-422f-b9c8-9b9c919dd02d">
@@ -3145,6 +3113,15 @@
     <TaxCatchAll xmlns="d11bdb94-d558-4ffe-a4b0-092cbde21480" xsi:nil="true"/>
   </documentManagement>
 </p:properties>
+</file>
+
+<file path=customXml/item3.xml><?xml version="1.0" encoding="utf-8"?>
+<?mso-contentType ?>
+<FormTemplates xmlns="http://schemas.microsoft.com/sharepoint/v3/contenttype/forms">
+  <Display>DocumentLibraryForm</Display>
+  <Edit>DocumentLibraryForm</Edit>
+  <New>DocumentLibraryForm</New>
+</FormTemplates>
 </file>
 
 <file path=customXml/itemProps1.xml><?xml version="1.0" encoding="utf-8"?>
@@ -3168,14 +3145,6 @@
 </file>
 
 <file path=customXml/itemProps2.xml><?xml version="1.0" encoding="utf-8"?>
-<ds:datastoreItem xmlns:ds="http://schemas.openxmlformats.org/officeDocument/2006/customXml" ds:itemID="{6DA23583-7E21-4072-9181-2A6C82A96BEF}">
-  <ds:schemaRefs>
-    <ds:schemaRef ds:uri="http://schemas.microsoft.com/sharepoint/v3/contenttype/forms"/>
-  </ds:schemaRefs>
-</ds:datastoreItem>
-</file>
-
-<file path=customXml/itemProps3.xml><?xml version="1.0" encoding="utf-8"?>
 <ds:datastoreItem xmlns:ds="http://schemas.openxmlformats.org/officeDocument/2006/customXml" ds:itemID="{94C80E0D-6695-4274-A9BC-D68F33C94F41}">
   <ds:schemaRefs>
     <ds:schemaRef ds:uri="http://schemas.microsoft.com/office/2006/metadata/properties"/>
@@ -3184,4 +3153,12 @@
     <ds:schemaRef ds:uri="d11bdb94-d558-4ffe-a4b0-092cbde21480"/>
   </ds:schemaRefs>
 </ds:datastoreItem>
+</file>
+
+<file path=customXml/itemProps3.xml><?xml version="1.0" encoding="utf-8"?>
+<ds:datastoreItem xmlns:ds="http://schemas.openxmlformats.org/officeDocument/2006/customXml" ds:itemID="{6DA23583-7E21-4072-9181-2A6C82A96BEF}">
+  <ds:schemaRefs>
+    <ds:schemaRef ds:uri="http://schemas.microsoft.com/sharepoint/v3/contenttype/forms"/>
+  </ds:schemaRefs>
+</ds:datastoreItem>
 </file>